--- a/Практика2_CI_CD/Отчет_Практика2.docx
+++ b/Практика2_CI_CD/Отчет_Практика2.docx
@@ -419,6 +419,691 @@
                 <w:sz w:val="20"/>
               </w:rPr>
               <w:t>GitLab CI, четыре стадии</w:t>
+            </w:r>
+          </w:p>
+        </w:tc>
+      </w:tr>
+    </w:tbl>
+    <w:p>
+      <w:pPr>
+        <w:spacing w:after="40"/>
+      </w:pPr>
+    </w:p>
+    <w:p>
+      <w:pPr>
+        <w:keepNext/>
+        <w:spacing w:before="160" w:after="80"/>
+      </w:pPr>
+      <w:r>
+        <w:rPr>
+          <w:rFonts w:ascii="Times New Roman" w:hAnsi="Times New Roman" w:eastAsia="Times New Roman"/>
+          <w:b/>
+          <w:sz w:val="24"/>
+        </w:rPr>
+        <w:t>2.1. Соответствие требованиям</w:t>
+      </w:r>
+    </w:p>
+    <w:tbl>
+      <w:tblPr>
+        <w:tblStyle w:val="TableGrid"/>
+        <w:tblW w:type="auto" w:w="0"/>
+        <w:jc w:val="center"/>
+        <w:tblLayout w:type="autofit"/>
+        <w:tblLook w:firstColumn="1" w:firstRow="1" w:lastColumn="0" w:lastRow="0" w:noHBand="0" w:noVBand="1" w:val="04A0"/>
+      </w:tblPr>
+      <w:tblGrid>
+        <w:gridCol w:w="3118"/>
+        <w:gridCol w:w="3118"/>
+        <w:gridCol w:w="3118"/>
+      </w:tblGrid>
+      <w:tr>
+        <w:tc>
+          <w:tcPr>
+            <w:tcW w:type="dxa" w:w="3118"/>
+            <w:shd w:fill="DCE6F1"/>
+          </w:tcPr>
+          <w:p>
+            <w:pPr>
+              <w:jc w:val="center"/>
+            </w:pPr>
+            <w:r/>
+            <w:r>
+              <w:rPr>
+                <w:rFonts w:ascii="Times New Roman" w:hAnsi="Times New Roman" w:eastAsia="Times New Roman"/>
+                <w:b/>
+                <w:sz w:val="20"/>
+              </w:rPr>
+              <w:t>Требование задания</w:t>
+            </w:r>
+          </w:p>
+        </w:tc>
+        <w:tc>
+          <w:tcPr>
+            <w:tcW w:type="dxa" w:w="3118"/>
+            <w:shd w:fill="DCE6F1"/>
+          </w:tcPr>
+          <w:p>
+            <w:pPr>
+              <w:jc w:val="center"/>
+            </w:pPr>
+            <w:r/>
+            <w:r>
+              <w:rPr>
+                <w:rFonts w:ascii="Times New Roman" w:hAnsi="Times New Roman" w:eastAsia="Times New Roman"/>
+                <w:b/>
+                <w:sz w:val="20"/>
+              </w:rPr>
+              <w:t>Где реализовано</w:t>
+            </w:r>
+          </w:p>
+        </w:tc>
+        <w:tc>
+          <w:tcPr>
+            <w:tcW w:type="dxa" w:w="3118"/>
+            <w:shd w:fill="DCE6F1"/>
+          </w:tcPr>
+          <w:p>
+            <w:pPr>
+              <w:jc w:val="center"/>
+            </w:pPr>
+            <w:r/>
+            <w:r>
+              <w:rPr>
+                <w:rFonts w:ascii="Times New Roman" w:hAnsi="Times New Roman" w:eastAsia="Times New Roman"/>
+                <w:b/>
+                <w:sz w:val="20"/>
+              </w:rPr>
+              <w:t>Чем подтверждается</w:t>
+            </w:r>
+          </w:p>
+        </w:tc>
+      </w:tr>
+      <w:tr>
+        <w:tc>
+          <w:tcPr>
+            <w:tcW w:type="dxa" w:w="3118"/>
+          </w:tcPr>
+          <w:p>
+            <w:pPr>
+              <w:jc w:val="left"/>
+            </w:pPr>
+            <w:r/>
+            <w:r>
+              <w:rPr>
+                <w:rFonts w:ascii="Times New Roman" w:hAnsi="Times New Roman" w:eastAsia="Times New Roman"/>
+                <w:b w:val="0"/>
+                <w:sz w:val="20"/>
+              </w:rPr>
+              <w:t>Изолированные Docker-контейнеры</w:t>
+            </w:r>
+          </w:p>
+        </w:tc>
+        <w:tc>
+          <w:tcPr>
+            <w:tcW w:type="dxa" w:w="3118"/>
+          </w:tcPr>
+          <w:p>
+            <w:pPr>
+              <w:jc w:val="left"/>
+            </w:pPr>
+            <w:r/>
+            <w:r>
+              <w:rPr>
+                <w:rFonts w:ascii="Times New Roman" w:hAnsi="Times New Roman" w:eastAsia="Times New Roman"/>
+                <w:b w:val="0"/>
+                <w:sz w:val="20"/>
+              </w:rPr>
+              <w:t>образы sdk/runtime, docker:24.0</w:t>
+            </w:r>
+          </w:p>
+        </w:tc>
+        <w:tc>
+          <w:tcPr>
+            <w:tcW w:type="dxa" w:w="3118"/>
+          </w:tcPr>
+          <w:p>
+            <w:pPr>
+              <w:jc w:val="left"/>
+            </w:pPr>
+            <w:r/>
+            <w:r>
+              <w:rPr>
+                <w:rFonts w:ascii="Times New Roman" w:hAnsi="Times New Roman" w:eastAsia="Times New Roman"/>
+                <w:b w:val="0"/>
+                <w:sz w:val="20"/>
+              </w:rPr>
+              <w:t>build/test/sast/deploy идут в контейнерах</w:t>
+            </w:r>
+          </w:p>
+        </w:tc>
+      </w:tr>
+      <w:tr>
+        <w:tc>
+          <w:tcPr>
+            <w:tcW w:type="dxa" w:w="3118"/>
+          </w:tcPr>
+          <w:p>
+            <w:pPr>
+              <w:jc w:val="left"/>
+            </w:pPr>
+            <w:r/>
+            <w:r>
+              <w:rPr>
+                <w:rFonts w:ascii="Times New Roman" w:hAnsi="Times New Roman" w:eastAsia="Times New Roman"/>
+                <w:b w:val="0"/>
+                <w:sz w:val="20"/>
+              </w:rPr>
+              <w:t>Стадия build</w:t>
+            </w:r>
+          </w:p>
+        </w:tc>
+        <w:tc>
+          <w:tcPr>
+            <w:tcW w:type="dxa" w:w="3118"/>
+          </w:tcPr>
+          <w:p>
+            <w:pPr>
+              <w:jc w:val="left"/>
+            </w:pPr>
+            <w:r/>
+            <w:r>
+              <w:rPr>
+                <w:rFonts w:ascii="Times New Roman" w:hAnsi="Times New Roman" w:eastAsia="Times New Roman"/>
+                <w:b w:val="0"/>
+                <w:sz w:val="20"/>
+              </w:rPr>
+              <w:t>build_app</w:t>
+            </w:r>
+          </w:p>
+        </w:tc>
+        <w:tc>
+          <w:tcPr>
+            <w:tcW w:type="dxa" w:w="3118"/>
+          </w:tcPr>
+          <w:p>
+            <w:pPr>
+              <w:jc w:val="left"/>
+            </w:pPr>
+            <w:r/>
+            <w:r>
+              <w:rPr>
+                <w:rFonts w:ascii="Times New Roman" w:hAnsi="Times New Roman" w:eastAsia="Times New Roman"/>
+                <w:b w:val="0"/>
+                <w:sz w:val="20"/>
+              </w:rPr>
+              <w:t>dotnet restore + publish в Release</w:t>
+            </w:r>
+          </w:p>
+        </w:tc>
+      </w:tr>
+      <w:tr>
+        <w:tc>
+          <w:tcPr>
+            <w:tcW w:type="dxa" w:w="3118"/>
+          </w:tcPr>
+          <w:p>
+            <w:pPr>
+              <w:jc w:val="left"/>
+            </w:pPr>
+            <w:r/>
+            <w:r>
+              <w:rPr>
+                <w:rFonts w:ascii="Times New Roman" w:hAnsi="Times New Roman" w:eastAsia="Times New Roman"/>
+                <w:b w:val="0"/>
+                <w:sz w:val="20"/>
+              </w:rPr>
+              <w:t>Стадия test с JUnit</w:t>
+            </w:r>
+          </w:p>
+        </w:tc>
+        <w:tc>
+          <w:tcPr>
+            <w:tcW w:type="dxa" w:w="3118"/>
+          </w:tcPr>
+          <w:p>
+            <w:pPr>
+              <w:jc w:val="left"/>
+            </w:pPr>
+            <w:r/>
+            <w:r>
+              <w:rPr>
+                <w:rFonts w:ascii="Times New Roman" w:hAnsi="Times New Roman" w:eastAsia="Times New Roman"/>
+                <w:b w:val="0"/>
+                <w:sz w:val="20"/>
+              </w:rPr>
+              <w:t>run_tests</w:t>
+            </w:r>
+          </w:p>
+        </w:tc>
+        <w:tc>
+          <w:tcPr>
+            <w:tcW w:type="dxa" w:w="3118"/>
+          </w:tcPr>
+          <w:p>
+            <w:pPr>
+              <w:jc w:val="left"/>
+            </w:pPr>
+            <w:r/>
+            <w:r>
+              <w:rPr>
+                <w:rFonts w:ascii="Times New Roman" w:hAnsi="Times New Roman" w:eastAsia="Times New Roman"/>
+                <w:b w:val="0"/>
+                <w:sz w:val="20"/>
+              </w:rPr>
+              <w:t>18 testcase, failures=0</w:t>
+            </w:r>
+          </w:p>
+        </w:tc>
+      </w:tr>
+      <w:tr>
+        <w:tc>
+          <w:tcPr>
+            <w:tcW w:type="dxa" w:w="3118"/>
+          </w:tcPr>
+          <w:p>
+            <w:pPr>
+              <w:jc w:val="left"/>
+            </w:pPr>
+            <w:r/>
+            <w:r>
+              <w:rPr>
+                <w:rFonts w:ascii="Times New Roman" w:hAnsi="Times New Roman" w:eastAsia="Times New Roman"/>
+                <w:b w:val="0"/>
+                <w:sz w:val="20"/>
+              </w:rPr>
+              <w:t>Стадия SAST</w:t>
+            </w:r>
+          </w:p>
+        </w:tc>
+        <w:tc>
+          <w:tcPr>
+            <w:tcW w:type="dxa" w:w="3118"/>
+          </w:tcPr>
+          <w:p>
+            <w:pPr>
+              <w:jc w:val="left"/>
+            </w:pPr>
+            <w:r/>
+            <w:r>
+              <w:rPr>
+                <w:rFonts w:ascii="Times New Roman" w:hAnsi="Times New Roman" w:eastAsia="Times New Roman"/>
+                <w:b w:val="0"/>
+                <w:sz w:val="20"/>
+              </w:rPr>
+              <w:t>security_scan</w:t>
+            </w:r>
+          </w:p>
+        </w:tc>
+        <w:tc>
+          <w:tcPr>
+            <w:tcW w:type="dxa" w:w="3118"/>
+          </w:tcPr>
+          <w:p>
+            <w:pPr>
+              <w:jc w:val="left"/>
+            </w:pPr>
+            <w:r/>
+            <w:r>
+              <w:rPr>
+                <w:rFonts w:ascii="Times New Roman" w:hAnsi="Times New Roman" w:eastAsia="Times New Roman"/>
+                <w:b w:val="0"/>
+                <w:sz w:val="20"/>
+              </w:rPr>
+              <w:t>Semgrep, --severity ERROR --error</w:t>
+            </w:r>
+          </w:p>
+        </w:tc>
+      </w:tr>
+      <w:tr>
+        <w:tc>
+          <w:tcPr>
+            <w:tcW w:type="dxa" w:w="3118"/>
+          </w:tcPr>
+          <w:p>
+            <w:pPr>
+              <w:jc w:val="left"/>
+            </w:pPr>
+            <w:r/>
+            <w:r>
+              <w:rPr>
+                <w:rFonts w:ascii="Times New Roman" w:hAnsi="Times New Roman" w:eastAsia="Times New Roman"/>
+                <w:b w:val="0"/>
+                <w:sz w:val="20"/>
+              </w:rPr>
+              <w:t>Стадия local deploy</w:t>
+            </w:r>
+          </w:p>
+        </w:tc>
+        <w:tc>
+          <w:tcPr>
+            <w:tcW w:type="dxa" w:w="3118"/>
+          </w:tcPr>
+          <w:p>
+            <w:pPr>
+              <w:jc w:val="left"/>
+            </w:pPr>
+            <w:r/>
+            <w:r>
+              <w:rPr>
+                <w:rFonts w:ascii="Times New Roman" w:hAnsi="Times New Roman" w:eastAsia="Times New Roman"/>
+                <w:b w:val="0"/>
+                <w:sz w:val="20"/>
+              </w:rPr>
+              <w:t>local_deploy</w:t>
+            </w:r>
+          </w:p>
+        </w:tc>
+        <w:tc>
+          <w:tcPr>
+            <w:tcW w:type="dxa" w:w="3118"/>
+          </w:tcPr>
+          <w:p>
+            <w:pPr>
+              <w:jc w:val="left"/>
+            </w:pPr>
+            <w:r/>
+            <w:r>
+              <w:rPr>
+                <w:rFonts w:ascii="Times New Roman" w:hAnsi="Times New Roman" w:eastAsia="Times New Roman"/>
+                <w:b w:val="0"/>
+                <w:sz w:val="20"/>
+              </w:rPr>
+              <w:t>docker build + docker run --selfcheck</w:t>
+            </w:r>
+          </w:p>
+        </w:tc>
+      </w:tr>
+      <w:tr>
+        <w:tc>
+          <w:tcPr>
+            <w:tcW w:type="dxa" w:w="3118"/>
+          </w:tcPr>
+          <w:p>
+            <w:pPr>
+              <w:jc w:val="left"/>
+            </w:pPr>
+            <w:r/>
+            <w:r>
+              <w:rPr>
+                <w:rFonts w:ascii="Times New Roman" w:hAnsi="Times New Roman" w:eastAsia="Times New Roman"/>
+                <w:b w:val="0"/>
+                <w:sz w:val="20"/>
+              </w:rPr>
+              <w:t>Кэш зависимостей</w:t>
+            </w:r>
+          </w:p>
+        </w:tc>
+        <w:tc>
+          <w:tcPr>
+            <w:tcW w:type="dxa" w:w="3118"/>
+          </w:tcPr>
+          <w:p>
+            <w:pPr>
+              <w:jc w:val="left"/>
+            </w:pPr>
+            <w:r/>
+            <w:r>
+              <w:rPr>
+                <w:rFonts w:ascii="Times New Roman" w:hAnsi="Times New Roman" w:eastAsia="Times New Roman"/>
+                <w:b w:val="0"/>
+                <w:sz w:val="20"/>
+              </w:rPr>
+              <w:t>cache: .nuget/packages</w:t>
+            </w:r>
+          </w:p>
+        </w:tc>
+        <w:tc>
+          <w:tcPr>
+            <w:tcW w:type="dxa" w:w="3118"/>
+          </w:tcPr>
+          <w:p>
+            <w:pPr>
+              <w:jc w:val="left"/>
+            </w:pPr>
+            <w:r/>
+            <w:r>
+              <w:rPr>
+                <w:rFonts w:ascii="Times New Roman" w:hAnsi="Times New Roman" w:eastAsia="Times New Roman"/>
+                <w:b w:val="0"/>
+                <w:sz w:val="20"/>
+              </w:rPr>
+              <w:t>ключ nuget-cache</w:t>
+            </w:r>
+          </w:p>
+        </w:tc>
+      </w:tr>
+      <w:tr>
+        <w:tc>
+          <w:tcPr>
+            <w:tcW w:type="dxa" w:w="3118"/>
+          </w:tcPr>
+          <w:p>
+            <w:pPr>
+              <w:jc w:val="left"/>
+            </w:pPr>
+            <w:r/>
+            <w:r>
+              <w:rPr>
+                <w:rFonts w:ascii="Times New Roman" w:hAnsi="Times New Roman" w:eastAsia="Times New Roman"/>
+                <w:b w:val="0"/>
+                <w:sz w:val="20"/>
+              </w:rPr>
+              <w:t>Артефакты между стадиями</w:t>
+            </w:r>
+          </w:p>
+        </w:tc>
+        <w:tc>
+          <w:tcPr>
+            <w:tcW w:type="dxa" w:w="3118"/>
+          </w:tcPr>
+          <w:p>
+            <w:pPr>
+              <w:jc w:val="left"/>
+            </w:pPr>
+            <w:r/>
+            <w:r>
+              <w:rPr>
+                <w:rFonts w:ascii="Times New Roman" w:hAnsi="Times New Roman" w:eastAsia="Times New Roman"/>
+                <w:b w:val="0"/>
+                <w:sz w:val="20"/>
+              </w:rPr>
+              <w:t>artifacts: publish/</w:t>
+            </w:r>
+          </w:p>
+        </w:tc>
+        <w:tc>
+          <w:tcPr>
+            <w:tcW w:type="dxa" w:w="3118"/>
+          </w:tcPr>
+          <w:p>
+            <w:pPr>
+              <w:jc w:val="left"/>
+            </w:pPr>
+            <w:r/>
+            <w:r>
+              <w:rPr>
+                <w:rFonts w:ascii="Times New Roman" w:hAnsi="Times New Roman" w:eastAsia="Times New Roman"/>
+                <w:b w:val="0"/>
+                <w:sz w:val="20"/>
+              </w:rPr>
+              <w:t>test забирает publish через dependencies</w:t>
+            </w:r>
+          </w:p>
+        </w:tc>
+      </w:tr>
+      <w:tr>
+        <w:tc>
+          <w:tcPr>
+            <w:tcW w:type="dxa" w:w="3118"/>
+          </w:tcPr>
+          <w:p>
+            <w:pPr>
+              <w:jc w:val="left"/>
+            </w:pPr>
+            <w:r/>
+            <w:r>
+              <w:rPr>
+                <w:rFonts w:ascii="Times New Roman" w:hAnsi="Times New Roman" w:eastAsia="Times New Roman"/>
+                <w:b w:val="0"/>
+                <w:sz w:val="20"/>
+              </w:rPr>
+              <w:t>Multi-stage Dockerfile</w:t>
+            </w:r>
+          </w:p>
+        </w:tc>
+        <w:tc>
+          <w:tcPr>
+            <w:tcW w:type="dxa" w:w="3118"/>
+          </w:tcPr>
+          <w:p>
+            <w:pPr>
+              <w:jc w:val="left"/>
+            </w:pPr>
+            <w:r/>
+            <w:r>
+              <w:rPr>
+                <w:rFonts w:ascii="Times New Roman" w:hAnsi="Times New Roman" w:eastAsia="Times New Roman"/>
+                <w:b w:val="0"/>
+                <w:sz w:val="20"/>
+              </w:rPr>
+              <w:t>Dockerfile</w:t>
+            </w:r>
+          </w:p>
+        </w:tc>
+        <w:tc>
+          <w:tcPr>
+            <w:tcW w:type="dxa" w:w="3118"/>
+          </w:tcPr>
+          <w:p>
+            <w:pPr>
+              <w:jc w:val="left"/>
+            </w:pPr>
+            <w:r/>
+            <w:r>
+              <w:rPr>
+                <w:rFonts w:ascii="Times New Roman" w:hAnsi="Times New Roman" w:eastAsia="Times New Roman"/>
+                <w:b w:val="0"/>
+                <w:sz w:val="20"/>
+              </w:rPr>
+              <w:t>SDK остаётся только в builder</w:t>
+            </w:r>
+          </w:p>
+        </w:tc>
+      </w:tr>
+      <w:tr>
+        <w:tc>
+          <w:tcPr>
+            <w:tcW w:type="dxa" w:w="3118"/>
+          </w:tcPr>
+          <w:p>
+            <w:pPr>
+              <w:jc w:val="left"/>
+            </w:pPr>
+            <w:r/>
+            <w:r>
+              <w:rPr>
+                <w:rFonts w:ascii="Times New Roman" w:hAnsi="Times New Roman" w:eastAsia="Times New Roman"/>
+                <w:b w:val="0"/>
+                <w:sz w:val="20"/>
+              </w:rPr>
+              <w:t>Непривилегированный пользователь</w:t>
+            </w:r>
+          </w:p>
+        </w:tc>
+        <w:tc>
+          <w:tcPr>
+            <w:tcW w:type="dxa" w:w="3118"/>
+          </w:tcPr>
+          <w:p>
+            <w:pPr>
+              <w:jc w:val="left"/>
+            </w:pPr>
+            <w:r/>
+            <w:r>
+              <w:rPr>
+                <w:rFonts w:ascii="Times New Roman" w:hAnsi="Times New Roman" w:eastAsia="Times New Roman"/>
+                <w:b w:val="0"/>
+                <w:sz w:val="20"/>
+              </w:rPr>
+              <w:t>USER appuser, uid 10001</w:t>
+            </w:r>
+          </w:p>
+        </w:tc>
+        <w:tc>
+          <w:tcPr>
+            <w:tcW w:type="dxa" w:w="3118"/>
+          </w:tcPr>
+          <w:p>
+            <w:pPr>
+              <w:jc w:val="left"/>
+            </w:pPr>
+            <w:r/>
+            <w:r>
+              <w:rPr>
+                <w:rFonts w:ascii="Times New Roman" w:hAnsi="Times New Roman" w:eastAsia="Times New Roman"/>
+                <w:b w:val="0"/>
+                <w:sz w:val="20"/>
+              </w:rPr>
+              <w:t>запуск образа</w:t>
+            </w:r>
+          </w:p>
+        </w:tc>
+      </w:tr>
+      <w:tr>
+        <w:tc>
+          <w:tcPr>
+            <w:tcW w:type="dxa" w:w="3118"/>
+          </w:tcPr>
+          <w:p>
+            <w:pPr>
+              <w:jc w:val="left"/>
+            </w:pPr>
+            <w:r/>
+            <w:r>
+              <w:rPr>
+                <w:rFonts w:ascii="Times New Roman" w:hAnsi="Times New Roman" w:eastAsia="Times New Roman"/>
+                <w:b w:val="0"/>
+                <w:sz w:val="20"/>
+              </w:rPr>
+              <w:t>Секреты не в коде</w:t>
+            </w:r>
+          </w:p>
+        </w:tc>
+        <w:tc>
+          <w:tcPr>
+            <w:tcW w:type="dxa" w:w="3118"/>
+          </w:tcPr>
+          <w:p>
+            <w:pPr>
+              <w:jc w:val="left"/>
+            </w:pPr>
+            <w:r/>
+            <w:r>
+              <w:rPr>
+                <w:rFonts w:ascii="Times New Roman" w:hAnsi="Times New Roman" w:eastAsia="Times New Roman"/>
+                <w:b w:val="0"/>
+                <w:sz w:val="20"/>
+              </w:rPr>
+              <w:t>CI/CD variables, README</w:t>
+            </w:r>
+          </w:p>
+        </w:tc>
+        <w:tc>
+          <w:tcPr>
+            <w:tcW w:type="dxa" w:w="3118"/>
+          </w:tcPr>
+          <w:p>
+            <w:pPr>
+              <w:jc w:val="left"/>
+            </w:pPr>
+            <w:r/>
+            <w:r>
+              <w:rPr>
+                <w:rFonts w:ascii="Times New Roman" w:hAnsi="Times New Roman" w:eastAsia="Times New Roman"/>
+                <w:b w:val="0"/>
+                <w:sz w:val="20"/>
+              </w:rPr>
+              <w:t>в YAML токенов нет</w:t>
             </w:r>
           </w:p>
         </w:tc>

--- a/Практика2_CI_CD/Отчет_Практика2.docx
+++ b/Практика2_CI_CD/Отчет_Практика2.docx
@@ -1551,7 +1551,7 @@
     <w:p>
       <w:pPr>
         <w:spacing w:after="80"/>
-        <w:jc w:val="both"/>
+        <w:jc w:val="left"/>
       </w:pPr>
       <w:r>
         <w:rPr>
@@ -1597,7 +1597,7 @@
     <w:p>
       <w:pPr>
         <w:spacing w:after="80"/>
-        <w:jc w:val="both"/>
+        <w:jc w:val="left"/>
       </w:pPr>
       <w:r>
         <w:rPr>
@@ -1622,7 +1622,495 @@
           <w:b w:val="0"/>
           <w:sz w:val="24"/>
         </w:rPr>
-        <w:t>Образ собрался, размер около 288 МБ, контейнер вернул 0. Semgrep по 13 исходным файлам не нашёл ошибок уровня ERROR. Полноценный GitLab-раннер не запускался: это единственное, что проверено локально, а не в веб-интерфейсе GitLab.</w:t>
+        <w:t>Образ собрался, размер около 288 МБ, контейнер вернул 0. Semgrep прогнал 52 правила по 11 файлам и не нашёл ошибок уровня ERROR. Полноценный GitLab-раннер не запускался: это единственное, что проверено локально, а не в веб-интерфейсе GitLab.</w:t>
+      </w:r>
+    </w:p>
+    <w:p>
+      <w:pPr>
+        <w:keepNext/>
+        <w:spacing w:before="160" w:after="80"/>
+      </w:pPr>
+      <w:r>
+        <w:rPr>
+          <w:rFonts w:ascii="Times New Roman" w:hAnsi="Times New Roman" w:eastAsia="Times New Roman"/>
+          <w:b/>
+          <w:sz w:val="24"/>
+        </w:rPr>
+        <w:t>5.1. Артефакты конвейера</w:t>
+      </w:r>
+    </w:p>
+    <w:p>
+      <w:pPr>
+        <w:spacing w:after="80"/>
+        <w:ind w:firstLine="709"/>
+        <w:jc w:val="both"/>
+      </w:pPr>
+      <w:r>
+        <w:rPr>
+          <w:rFonts w:ascii="Times New Roman" w:hAnsi="Times New Roman" w:eastAsia="Times New Roman"/>
+          <w:b w:val="0"/>
+          <w:sz w:val="24"/>
+        </w:rPr>
+        <w:t>Артефакт у каждой стадии свой, и в GitLab он доступен кнопкой Artifacts у джобы, а JUnit-отчёт — вкладкой Tests у пайплайна. Чтобы показать то же самое без развёрнутого сервера, добавлен скрипт run_jobs_locally.sh: он запускает каждую джобу в том же образе и с теми же командами, что записаны в .gitlab-ci.yml, и раскладывает результат по папкам artifacts/&lt;имя_джобы&gt;. Прогон занимает около двух минут и перезаписывает снимки.</w:t>
+      </w:r>
+    </w:p>
+    <w:tbl>
+      <w:tblPr>
+        <w:tblStyle w:val="TableGrid"/>
+        <w:tblW w:type="auto" w:w="0"/>
+        <w:jc w:val="center"/>
+        <w:tblLayout w:type="autofit"/>
+        <w:tblLook w:firstColumn="1" w:firstRow="1" w:lastColumn="0" w:lastRow="0" w:noHBand="0" w:noVBand="1" w:val="04A0"/>
+      </w:tblPr>
+      <w:tblGrid>
+        <w:gridCol w:w="2339"/>
+        <w:gridCol w:w="2339"/>
+        <w:gridCol w:w="2339"/>
+        <w:gridCol w:w="2339"/>
+      </w:tblGrid>
+      <w:tr>
+        <w:tc>
+          <w:tcPr>
+            <w:tcW w:type="dxa" w:w="2339"/>
+            <w:shd w:fill="DCE6F1"/>
+          </w:tcPr>
+          <w:p>
+            <w:pPr>
+              <w:jc w:val="center"/>
+            </w:pPr>
+            <w:r/>
+            <w:r>
+              <w:rPr>
+                <w:rFonts w:ascii="Times New Roman" w:hAnsi="Times New Roman" w:eastAsia="Times New Roman"/>
+                <w:b/>
+                <w:sz w:val="20"/>
+              </w:rPr>
+              <w:t>Джоба</w:t>
+            </w:r>
+          </w:p>
+        </w:tc>
+        <w:tc>
+          <w:tcPr>
+            <w:tcW w:type="dxa" w:w="2339"/>
+            <w:shd w:fill="DCE6F1"/>
+          </w:tcPr>
+          <w:p>
+            <w:pPr>
+              <w:jc w:val="center"/>
+            </w:pPr>
+            <w:r/>
+            <w:r>
+              <w:rPr>
+                <w:rFonts w:ascii="Times New Roman" w:hAnsi="Times New Roman" w:eastAsia="Times New Roman"/>
+                <w:b/>
+                <w:sz w:val="20"/>
+              </w:rPr>
+              <w:t>Образ</w:t>
+            </w:r>
+          </w:p>
+        </w:tc>
+        <w:tc>
+          <w:tcPr>
+            <w:tcW w:type="dxa" w:w="2339"/>
+            <w:shd w:fill="DCE6F1"/>
+          </w:tcPr>
+          <w:p>
+            <w:pPr>
+              <w:jc w:val="center"/>
+            </w:pPr>
+            <w:r/>
+            <w:r>
+              <w:rPr>
+                <w:rFonts w:ascii="Times New Roman" w:hAnsi="Times New Roman" w:eastAsia="Times New Roman"/>
+                <w:b/>
+                <w:sz w:val="20"/>
+              </w:rPr>
+              <w:t>Артефакт</w:t>
+            </w:r>
+          </w:p>
+        </w:tc>
+        <w:tc>
+          <w:tcPr>
+            <w:tcW w:type="dxa" w:w="2339"/>
+            <w:shd w:fill="DCE6F1"/>
+          </w:tcPr>
+          <w:p>
+            <w:pPr>
+              <w:jc w:val="center"/>
+            </w:pPr>
+            <w:r/>
+            <w:r>
+              <w:rPr>
+                <w:rFonts w:ascii="Times New Roman" w:hAnsi="Times New Roman" w:eastAsia="Times New Roman"/>
+                <w:b/>
+                <w:sz w:val="20"/>
+              </w:rPr>
+              <w:t>Что в нём видно</w:t>
+            </w:r>
+          </w:p>
+        </w:tc>
+      </w:tr>
+      <w:tr>
+        <w:tc>
+          <w:tcPr>
+            <w:tcW w:type="dxa" w:w="2339"/>
+          </w:tcPr>
+          <w:p>
+            <w:pPr>
+              <w:jc w:val="left"/>
+            </w:pPr>
+            <w:r/>
+            <w:r>
+              <w:rPr>
+                <w:rFonts w:ascii="Times New Roman" w:hAnsi="Times New Roman" w:eastAsia="Times New Roman"/>
+                <w:b w:val="0"/>
+                <w:sz w:val="20"/>
+              </w:rPr>
+              <w:t>build_app</w:t>
+            </w:r>
+          </w:p>
+        </w:tc>
+        <w:tc>
+          <w:tcPr>
+            <w:tcW w:type="dxa" w:w="2339"/>
+          </w:tcPr>
+          <w:p>
+            <w:pPr>
+              <w:jc w:val="left"/>
+            </w:pPr>
+            <w:r/>
+            <w:r>
+              <w:rPr>
+                <w:rFonts w:ascii="Times New Roman" w:hAnsi="Times New Roman" w:eastAsia="Times New Roman"/>
+                <w:b w:val="0"/>
+                <w:sz w:val="20"/>
+              </w:rPr>
+              <w:t>dotnet/sdk:8.0</w:t>
+            </w:r>
+          </w:p>
+        </w:tc>
+        <w:tc>
+          <w:tcPr>
+            <w:tcW w:type="dxa" w:w="2339"/>
+          </w:tcPr>
+          <w:p>
+            <w:pPr>
+              <w:jc w:val="left"/>
+            </w:pPr>
+            <w:r/>
+            <w:r>
+              <w:rPr>
+                <w:rFonts w:ascii="Times New Roman" w:hAnsi="Times New Roman" w:eastAsia="Times New Roman"/>
+                <w:b w:val="0"/>
+                <w:sz w:val="20"/>
+              </w:rPr>
+              <w:t>publish/</w:t>
+            </w:r>
+          </w:p>
+        </w:tc>
+        <w:tc>
+          <w:tcPr>
+            <w:tcW w:type="dxa" w:w="2339"/>
+          </w:tcPr>
+          <w:p>
+            <w:pPr>
+              <w:jc w:val="left"/>
+            </w:pPr>
+            <w:r/>
+            <w:r>
+              <w:rPr>
+                <w:rFonts w:ascii="Times New Roman" w:hAnsi="Times New Roman" w:eastAsia="Times New Roman"/>
+                <w:b w:val="0"/>
+                <w:sz w:val="20"/>
+              </w:rPr>
+              <w:t>FileManagerApp.dll, .deps.json, .runtimeconfig.json, .pdb, launcher</w:t>
+            </w:r>
+          </w:p>
+        </w:tc>
+      </w:tr>
+      <w:tr>
+        <w:tc>
+          <w:tcPr>
+            <w:tcW w:type="dxa" w:w="2339"/>
+          </w:tcPr>
+          <w:p>
+            <w:pPr>
+              <w:jc w:val="left"/>
+            </w:pPr>
+            <w:r/>
+            <w:r>
+              <w:rPr>
+                <w:rFonts w:ascii="Times New Roman" w:hAnsi="Times New Roman" w:eastAsia="Times New Roman"/>
+                <w:b w:val="0"/>
+                <w:sz w:val="20"/>
+              </w:rPr>
+              <w:t>run_tests</w:t>
+            </w:r>
+          </w:p>
+        </w:tc>
+        <w:tc>
+          <w:tcPr>
+            <w:tcW w:type="dxa" w:w="2339"/>
+          </w:tcPr>
+          <w:p>
+            <w:pPr>
+              <w:jc w:val="left"/>
+            </w:pPr>
+            <w:r/>
+            <w:r>
+              <w:rPr>
+                <w:rFonts w:ascii="Times New Roman" w:hAnsi="Times New Roman" w:eastAsia="Times New Roman"/>
+                <w:b w:val="0"/>
+                <w:sz w:val="20"/>
+              </w:rPr>
+              <w:t>dotnet/sdk:8.0</w:t>
+            </w:r>
+          </w:p>
+        </w:tc>
+        <w:tc>
+          <w:tcPr>
+            <w:tcW w:type="dxa" w:w="2339"/>
+          </w:tcPr>
+          <w:p>
+            <w:pPr>
+              <w:jc w:val="left"/>
+            </w:pPr>
+            <w:r/>
+            <w:r>
+              <w:rPr>
+                <w:rFonts w:ascii="Times New Roman" w:hAnsi="Times New Roman" w:eastAsia="Times New Roman"/>
+                <w:b w:val="0"/>
+                <w:sz w:val="20"/>
+              </w:rPr>
+              <w:t>test-results.xml</w:t>
+            </w:r>
+          </w:p>
+        </w:tc>
+        <w:tc>
+          <w:tcPr>
+            <w:tcW w:type="dxa" w:w="2339"/>
+          </w:tcPr>
+          <w:p>
+            <w:pPr>
+              <w:jc w:val="left"/>
+            </w:pPr>
+            <w:r/>
+            <w:r>
+              <w:rPr>
+                <w:rFonts w:ascii="Times New Roman" w:hAnsi="Times New Roman" w:eastAsia="Times New Roman"/>
+                <w:b w:val="0"/>
+                <w:sz w:val="20"/>
+              </w:rPr>
+              <w:t>tests="18" failures="0" errors="0"</w:t>
+            </w:r>
+          </w:p>
+        </w:tc>
+      </w:tr>
+      <w:tr>
+        <w:tc>
+          <w:tcPr>
+            <w:tcW w:type="dxa" w:w="2339"/>
+          </w:tcPr>
+          <w:p>
+            <w:pPr>
+              <w:jc w:val="left"/>
+            </w:pPr>
+            <w:r/>
+            <w:r>
+              <w:rPr>
+                <w:rFonts w:ascii="Times New Roman" w:hAnsi="Times New Roman" w:eastAsia="Times New Roman"/>
+                <w:b w:val="0"/>
+                <w:sz w:val="20"/>
+              </w:rPr>
+              <w:t>security_scan</w:t>
+            </w:r>
+          </w:p>
+        </w:tc>
+        <w:tc>
+          <w:tcPr>
+            <w:tcW w:type="dxa" w:w="2339"/>
+          </w:tcPr>
+          <w:p>
+            <w:pPr>
+              <w:jc w:val="left"/>
+            </w:pPr>
+            <w:r/>
+            <w:r>
+              <w:rPr>
+                <w:rFonts w:ascii="Times New Roman" w:hAnsi="Times New Roman" w:eastAsia="Times New Roman"/>
+                <w:b w:val="0"/>
+                <w:sz w:val="20"/>
+              </w:rPr>
+              <w:t>semgrep/semgrep</w:t>
+            </w:r>
+          </w:p>
+        </w:tc>
+        <w:tc>
+          <w:tcPr>
+            <w:tcW w:type="dxa" w:w="2339"/>
+          </w:tcPr>
+          <w:p>
+            <w:pPr>
+              <w:jc w:val="left"/>
+            </w:pPr>
+            <w:r/>
+            <w:r>
+              <w:rPr>
+                <w:rFonts w:ascii="Times New Roman" w:hAnsi="Times New Roman" w:eastAsia="Times New Roman"/>
+                <w:b w:val="0"/>
+                <w:sz w:val="20"/>
+              </w:rPr>
+              <w:t>job.log</w:t>
+            </w:r>
+          </w:p>
+        </w:tc>
+        <w:tc>
+          <w:tcPr>
+            <w:tcW w:type="dxa" w:w="2339"/>
+          </w:tcPr>
+          <w:p>
+            <w:pPr>
+              <w:jc w:val="left"/>
+            </w:pPr>
+            <w:r/>
+            <w:r>
+              <w:rPr>
+                <w:rFonts w:ascii="Times New Roman" w:hAnsi="Times New Roman" w:eastAsia="Times New Roman"/>
+                <w:b w:val="0"/>
+                <w:sz w:val="20"/>
+              </w:rPr>
+              <w:t>Ran 52 rules on 11 files: 0 findings, код возврата 0</w:t>
+            </w:r>
+          </w:p>
+        </w:tc>
+      </w:tr>
+      <w:tr>
+        <w:tc>
+          <w:tcPr>
+            <w:tcW w:type="dxa" w:w="2339"/>
+          </w:tcPr>
+          <w:p>
+            <w:pPr>
+              <w:jc w:val="left"/>
+            </w:pPr>
+            <w:r/>
+            <w:r>
+              <w:rPr>
+                <w:rFonts w:ascii="Times New Roman" w:hAnsi="Times New Roman" w:eastAsia="Times New Roman"/>
+                <w:b w:val="0"/>
+                <w:sz w:val="20"/>
+              </w:rPr>
+              <w:t>local_deploy</w:t>
+            </w:r>
+          </w:p>
+        </w:tc>
+        <w:tc>
+          <w:tcPr>
+            <w:tcW w:type="dxa" w:w="2339"/>
+          </w:tcPr>
+          <w:p>
+            <w:pPr>
+              <w:jc w:val="left"/>
+            </w:pPr>
+            <w:r/>
+            <w:r>
+              <w:rPr>
+                <w:rFonts w:ascii="Times New Roman" w:hAnsi="Times New Roman" w:eastAsia="Times New Roman"/>
+                <w:b w:val="0"/>
+                <w:sz w:val="20"/>
+              </w:rPr>
+              <w:t>docker:24.0</w:t>
+            </w:r>
+          </w:p>
+        </w:tc>
+        <w:tc>
+          <w:tcPr>
+            <w:tcW w:type="dxa" w:w="2339"/>
+          </w:tcPr>
+          <w:p>
+            <w:pPr>
+              <w:jc w:val="left"/>
+            </w:pPr>
+            <w:r/>
+            <w:r>
+              <w:rPr>
+                <w:rFonts w:ascii="Times New Roman" w:hAnsi="Times New Roman" w:eastAsia="Times New Roman"/>
+                <w:b w:val="0"/>
+                <w:sz w:val="20"/>
+              </w:rPr>
+              <w:t>image.inspect.txt</w:t>
+            </w:r>
+          </w:p>
+        </w:tc>
+        <w:tc>
+          <w:tcPr>
+            <w:tcW w:type="dxa" w:w="2339"/>
+          </w:tcPr>
+          <w:p>
+            <w:pPr>
+              <w:jc w:val="left"/>
+            </w:pPr>
+            <w:r/>
+            <w:r>
+              <w:rPr>
+                <w:rFonts w:ascii="Times New Roman" w:hAnsi="Times New Roman" w:eastAsia="Times New Roman"/>
+                <w:b w:val="0"/>
+                <w:sz w:val="20"/>
+              </w:rPr>
+              <w:t>User=appuser, размер 288 МБ, entrypoint без SDK-слоёв</w:t>
+            </w:r>
+          </w:p>
+        </w:tc>
+      </w:tr>
+    </w:tbl>
+    <w:p>
+      <w:pPr>
+        <w:spacing w:after="40"/>
+      </w:pPr>
+    </w:p>
+    <w:p>
+      <w:pPr>
+        <w:spacing w:after="80"/>
+        <w:ind w:firstLine="709"/>
+        <w:jc w:val="both"/>
+      </w:pPr>
+      <w:r>
+        <w:rPr>
+          <w:rFonts w:ascii="Times New Roman" w:hAnsi="Times New Roman" w:eastAsia="Times New Roman"/>
+          <w:b w:val="0"/>
+          <w:sz w:val="24"/>
+        </w:rPr>
+        <w:t>Именно этот прогон нашёл настоящую ошибку в конфигурации. Стадия run_tests брала образ dotnet/sdk:8.0 и запускала в нём уже собранный бинарник, но пакета libsqlite3 в этом образе нет. На Windows это не проявляется: там winsqlite3.dll входит в состав системы, и загрузчик находит SQLite через неё. В Linux-контейнере загрузчик ищет libsqlite3.so.0, не находит, и первый же выход к базе роняет самопроверку с сообщением о незагруженной библиотеке — в логе это выглядело как tests="1" failures="1".</w:t>
+      </w:r>
+    </w:p>
+    <w:p>
+      <w:pPr>
+        <w:spacing w:after="80"/>
+        <w:ind w:firstLine="709"/>
+        <w:jc w:val="both"/>
+      </w:pPr>
+      <w:r>
+        <w:rPr>
+          <w:rFonts w:ascii="Times New Roman" w:hAnsi="Times New Roman" w:eastAsia="Times New Roman"/>
+          <w:b w:val="0"/>
+          <w:sz w:val="24"/>
+        </w:rPr>
+        <w:t>Исправление: в run_tests перед запуском добавлена установка libsqlite3-0 — того же пакета, который уже стоит в Dockerfile для финального runtime-образа. После этого стадия проходит честно: 18 проверок из 18, код возврата 0, и тот же результат повторяется внутри собранного образа на стадии деплоя.</w:t>
+      </w:r>
+    </w:p>
+    <w:p>
+      <w:pPr>
+        <w:spacing w:after="80"/>
+        <w:ind w:firstLine="709"/>
+        <w:jc w:val="both"/>
+      </w:pPr>
+      <w:r>
+        <w:rPr>
+          <w:rFonts w:ascii="Times New Roman" w:hAnsi="Times New Roman" w:eastAsia="Times New Roman"/>
+          <w:b w:val="0"/>
+          <w:sz w:val="24"/>
+        </w:rPr>
+        <w:t>Что при этом остаётся непроверенным: очередь раннеров, хранение артефактов на сервере GitLab и срок их жизни (expire_in: 1 day). Локально артефакты просто копируются в папку, а не загружаются на сервер.</w:t>
       </w:r>
     </w:p>
     <w:p>

--- a/Практика2_CI_CD/Отчет_Практика2.docx
+++ b/Практика2_CI_CD/Отчет_Практика2.docx
@@ -2116,6 +2116,743 @@
     <w:p>
       <w:pPr>
         <w:keepNext/>
+        <w:spacing w:before="160" w:after="80"/>
+      </w:pPr>
+      <w:r>
+        <w:rPr>
+          <w:rFonts w:ascii="Times New Roman" w:hAnsi="Times New Roman" w:eastAsia="Times New Roman"/>
+          <w:b/>
+          <w:sz w:val="24"/>
+        </w:rPr>
+        <w:t>5.2. Анализ кода: проверка gate и ручной обзор</w:t>
+      </w:r>
+    </w:p>
+    <w:p>
+      <w:pPr>
+        <w:spacing w:after="80"/>
+        <w:ind w:firstLine="709"/>
+        <w:jc w:val="both"/>
+      </w:pPr>
+      <w:r>
+        <w:rPr>
+          <w:rFonts w:ascii="Times New Roman" w:hAnsi="Times New Roman" w:eastAsia="Times New Roman"/>
+          <w:b w:val="0"/>
+          <w:sz w:val="24"/>
+        </w:rPr>
+        <w:t>Прогон по чистому приложению даёт 0 находок, и сам по себе этот ноль ничего не доказывает: точно так же выглядит сканер, которому просто нечего было находить. Поэтому к стадии SAST добавлена мишень - файл sast_demo/UnsafeFileRepository.cs с заведомо плохим кодом. В сборку он не входит: лежит вне папки проекта, и .csproj его не подхватывает.</w:t>
+      </w:r>
+    </w:p>
+    <w:p>
+      <w:pPr>
+        <w:spacing w:after="80"/>
+        <w:ind w:firstLine="709"/>
+        <w:jc w:val="both"/>
+      </w:pPr>
+      <w:r>
+        <w:rPr>
+          <w:rFonts w:ascii="Times New Roman" w:hAnsi="Times New Roman" w:eastAsia="Times New Roman"/>
+          <w:b w:val="0"/>
+          <w:sz w:val="24"/>
+        </w:rPr>
+        <w:t>Та же джоба по мишени падает: одна находка уровня ERROR (CWE-89, склейка SQL конкатенацией) и код возврата 1. Скрипт проверяет это двумя условиями сразу - ненулевой код возврата И непустой список находок в JSON. Одно только «упало» ничего не доказывает: Semgrep возвращает код 2 и на собственных ошибках запуска, и я на этом поймался, когда сначала указал неверный путь сканирования.</w:t>
+      </w:r>
+    </w:p>
+    <w:p>
+      <w:pPr>
+        <w:spacing w:after="80"/>
+        <w:ind w:firstLine="709"/>
+        <w:jc w:val="both"/>
+      </w:pPr>
+      <w:r>
+        <w:rPr>
+          <w:rFonts w:ascii="Times New Roman" w:hAnsi="Times New Roman" w:eastAsia="Times New Roman"/>
+          <w:b w:val="0"/>
+          <w:sz w:val="24"/>
+        </w:rPr>
+        <w:t>Из семи приёмов, подложенных в мишень, Semgrep увидел три, блокирует один. Это граница сигнатурного подхода и повод для ручного обзора (review_CWE.md):</w:t>
+      </w:r>
+    </w:p>
+    <w:tbl>
+      <w:tblPr>
+        <w:tblStyle w:val="TableGrid"/>
+        <w:tblW w:type="auto" w:w="0"/>
+        <w:jc w:val="center"/>
+        <w:tblLayout w:type="autofit"/>
+        <w:tblLook w:firstColumn="1" w:firstRow="1" w:lastColumn="0" w:lastRow="0" w:noHBand="0" w:noVBand="1" w:val="04A0"/>
+      </w:tblPr>
+      <w:tblGrid>
+        <w:gridCol w:w="2339"/>
+        <w:gridCol w:w="2339"/>
+        <w:gridCol w:w="2339"/>
+        <w:gridCol w:w="2339"/>
+      </w:tblGrid>
+      <w:tr>
+        <w:tc>
+          <w:tcPr>
+            <w:tcW w:type="dxa" w:w="2339"/>
+            <w:shd w:fill="DCE6F1"/>
+          </w:tcPr>
+          <w:p>
+            <w:pPr>
+              <w:jc w:val="center"/>
+            </w:pPr>
+            <w:r/>
+            <w:r>
+              <w:rPr>
+                <w:rFonts w:ascii="Times New Roman" w:hAnsi="Times New Roman" w:eastAsia="Times New Roman"/>
+                <w:b/>
+                <w:sz w:val="20"/>
+              </w:rPr>
+              <w:t>CWE</w:t>
+            </w:r>
+          </w:p>
+        </w:tc>
+        <w:tc>
+          <w:tcPr>
+            <w:tcW w:type="dxa" w:w="2339"/>
+            <w:shd w:fill="DCE6F1"/>
+          </w:tcPr>
+          <w:p>
+            <w:pPr>
+              <w:jc w:val="center"/>
+            </w:pPr>
+            <w:r/>
+            <w:r>
+              <w:rPr>
+                <w:rFonts w:ascii="Times New Roman" w:hAnsi="Times New Roman" w:eastAsia="Times New Roman"/>
+                <w:b/>
+                <w:sz w:val="20"/>
+              </w:rPr>
+              <w:t>Приём в мишени</w:t>
+            </w:r>
+          </w:p>
+        </w:tc>
+        <w:tc>
+          <w:tcPr>
+            <w:tcW w:type="dxa" w:w="2339"/>
+            <w:shd w:fill="DCE6F1"/>
+          </w:tcPr>
+          <w:p>
+            <w:pPr>
+              <w:jc w:val="center"/>
+            </w:pPr>
+            <w:r/>
+            <w:r>
+              <w:rPr>
+                <w:rFonts w:ascii="Times New Roman" w:hAnsi="Times New Roman" w:eastAsia="Times New Roman"/>
+                <w:b/>
+                <w:sz w:val="20"/>
+              </w:rPr>
+              <w:t>Semgrep</w:t>
+            </w:r>
+          </w:p>
+        </w:tc>
+        <w:tc>
+          <w:tcPr>
+            <w:tcW w:type="dxa" w:w="2339"/>
+            <w:shd w:fill="DCE6F1"/>
+          </w:tcPr>
+          <w:p>
+            <w:pPr>
+              <w:jc w:val="center"/>
+            </w:pPr>
+            <w:r/>
+            <w:r>
+              <w:rPr>
+                <w:rFonts w:ascii="Times New Roman" w:hAnsi="Times New Roman" w:eastAsia="Times New Roman"/>
+                <w:b/>
+                <w:sz w:val="20"/>
+              </w:rPr>
+              <w:t>Чем закрыто в FileManagerApp</w:t>
+            </w:r>
+          </w:p>
+        </w:tc>
+      </w:tr>
+      <w:tr>
+        <w:tc>
+          <w:tcPr>
+            <w:tcW w:type="dxa" w:w="2339"/>
+          </w:tcPr>
+          <w:p>
+            <w:pPr>
+              <w:jc w:val="left"/>
+            </w:pPr>
+            <w:r/>
+            <w:r>
+              <w:rPr>
+                <w:rFonts w:ascii="Times New Roman" w:hAnsi="Times New Roman" w:eastAsia="Times New Roman"/>
+                <w:b w:val="0"/>
+                <w:sz w:val="20"/>
+              </w:rPr>
+              <w:t>CWE-89</w:t>
+            </w:r>
+          </w:p>
+        </w:tc>
+        <w:tc>
+          <w:tcPr>
+            <w:tcW w:type="dxa" w:w="2339"/>
+          </w:tcPr>
+          <w:p>
+            <w:pPr>
+              <w:jc w:val="left"/>
+            </w:pPr>
+            <w:r/>
+            <w:r>
+              <w:rPr>
+                <w:rFonts w:ascii="Times New Roman" w:hAnsi="Times New Roman" w:eastAsia="Times New Roman"/>
+                <w:b w:val="0"/>
+                <w:sz w:val="20"/>
+              </w:rPr>
+              <w:t>SQL склеивается конкатенацией</w:t>
+            </w:r>
+          </w:p>
+        </w:tc>
+        <w:tc>
+          <w:tcPr>
+            <w:tcW w:type="dxa" w:w="2339"/>
+          </w:tcPr>
+          <w:p>
+            <w:pPr>
+              <w:jc w:val="left"/>
+            </w:pPr>
+            <w:r/>
+            <w:r>
+              <w:rPr>
+                <w:rFonts w:ascii="Times New Roman" w:hAnsi="Times New Roman" w:eastAsia="Times New Roman"/>
+                <w:b w:val="0"/>
+                <w:sz w:val="20"/>
+              </w:rPr>
+              <w:t>ERROR, блокирует</w:t>
+            </w:r>
+          </w:p>
+        </w:tc>
+        <w:tc>
+          <w:tcPr>
+            <w:tcW w:type="dxa" w:w="2339"/>
+          </w:tcPr>
+          <w:p>
+            <w:pPr>
+              <w:jc w:val="left"/>
+            </w:pPr>
+            <w:r/>
+            <w:r>
+              <w:rPr>
+                <w:rFonts w:ascii="Times New Roman" w:hAnsi="Times New Roman" w:eastAsia="Times New Roman"/>
+                <w:b w:val="0"/>
+                <w:sz w:val="20"/>
+              </w:rPr>
+              <w:t>sqlite3_prepare_v2 и привязка значений (Db.cs:145-159)</w:t>
+            </w:r>
+          </w:p>
+        </w:tc>
+      </w:tr>
+      <w:tr>
+        <w:tc>
+          <w:tcPr>
+            <w:tcW w:type="dxa" w:w="2339"/>
+          </w:tcPr>
+          <w:p>
+            <w:pPr>
+              <w:jc w:val="left"/>
+            </w:pPr>
+            <w:r/>
+            <w:r>
+              <w:rPr>
+                <w:rFonts w:ascii="Times New Roman" w:hAnsi="Times New Roman" w:eastAsia="Times New Roman"/>
+                <w:b w:val="0"/>
+                <w:sz w:val="20"/>
+              </w:rPr>
+              <w:t>CWE-22</w:t>
+            </w:r>
+          </w:p>
+        </w:tc>
+        <w:tc>
+          <w:tcPr>
+            <w:tcW w:type="dxa" w:w="2339"/>
+          </w:tcPr>
+          <w:p>
+            <w:pPr>
+              <w:jc w:val="left"/>
+            </w:pPr>
+            <w:r/>
+            <w:r>
+              <w:rPr>
+                <w:rFonts w:ascii="Times New Roman" w:hAnsi="Times New Roman" w:eastAsia="Times New Roman"/>
+                <w:b w:val="0"/>
+                <w:sz w:val="20"/>
+              </w:rPr>
+              <w:t>Path.Combine с путём пользователя</w:t>
+            </w:r>
+          </w:p>
+        </w:tc>
+        <w:tc>
+          <w:tcPr>
+            <w:tcW w:type="dxa" w:w="2339"/>
+          </w:tcPr>
+          <w:p>
+            <w:pPr>
+              <w:jc w:val="left"/>
+            </w:pPr>
+            <w:r/>
+            <w:r>
+              <w:rPr>
+                <w:rFonts w:ascii="Times New Roman" w:hAnsi="Times New Roman" w:eastAsia="Times New Roman"/>
+                <w:b w:val="0"/>
+                <w:sz w:val="20"/>
+              </w:rPr>
+              <w:t>WARNING</w:t>
+            </w:r>
+          </w:p>
+        </w:tc>
+        <w:tc>
+          <w:tcPr>
+            <w:tcW w:type="dxa" w:w="2339"/>
+          </w:tcPr>
+          <w:p>
+            <w:pPr>
+              <w:jc w:val="left"/>
+            </w:pPr>
+            <w:r/>
+            <w:r>
+              <w:rPr>
+                <w:rFonts w:ascii="Times New Roman" w:hAnsi="Times New Roman" w:eastAsia="Times New Roman"/>
+                <w:b w:val="0"/>
+                <w:sz w:val="20"/>
+              </w:rPr>
+              <w:t>Path.GetFullPath и сверка префикса (FileOpsService.cs:143, ZipService.cs:97-175)</w:t>
+            </w:r>
+          </w:p>
+        </w:tc>
+      </w:tr>
+      <w:tr>
+        <w:tc>
+          <w:tcPr>
+            <w:tcW w:type="dxa" w:w="2339"/>
+          </w:tcPr>
+          <w:p>
+            <w:pPr>
+              <w:jc w:val="left"/>
+            </w:pPr>
+            <w:r/>
+            <w:r>
+              <w:rPr>
+                <w:rFonts w:ascii="Times New Roman" w:hAnsi="Times New Roman" w:eastAsia="Times New Roman"/>
+                <w:b w:val="0"/>
+                <w:sz w:val="20"/>
+              </w:rPr>
+              <w:t>CWE-502</w:t>
+            </w:r>
+          </w:p>
+        </w:tc>
+        <w:tc>
+          <w:tcPr>
+            <w:tcW w:type="dxa" w:w="2339"/>
+          </w:tcPr>
+          <w:p>
+            <w:pPr>
+              <w:jc w:val="left"/>
+            </w:pPr>
+            <w:r/>
+            <w:r>
+              <w:rPr>
+                <w:rFonts w:ascii="Times New Roman" w:hAnsi="Times New Roman" w:eastAsia="Times New Roman"/>
+                <w:b w:val="0"/>
+                <w:sz w:val="20"/>
+              </w:rPr>
+              <w:t>BinaryFormatter.Deserialize</w:t>
+            </w:r>
+          </w:p>
+        </w:tc>
+        <w:tc>
+          <w:tcPr>
+            <w:tcW w:type="dxa" w:w="2339"/>
+          </w:tcPr>
+          <w:p>
+            <w:pPr>
+              <w:jc w:val="left"/>
+            </w:pPr>
+            <w:r/>
+            <w:r>
+              <w:rPr>
+                <w:rFonts w:ascii="Times New Roman" w:hAnsi="Times New Roman" w:eastAsia="Times New Roman"/>
+                <w:b w:val="0"/>
+                <w:sz w:val="20"/>
+              </w:rPr>
+              <w:t>WARNING</w:t>
+            </w:r>
+          </w:p>
+        </w:tc>
+        <w:tc>
+          <w:tcPr>
+            <w:tcW w:type="dxa" w:w="2339"/>
+          </w:tcPr>
+          <w:p>
+            <w:pPr>
+              <w:jc w:val="left"/>
+            </w:pPr>
+            <w:r/>
+            <w:r>
+              <w:rPr>
+                <w:rFonts w:ascii="Times New Roman" w:hAnsi="Times New Roman" w:eastAsia="Times New Roman"/>
+                <w:b w:val="0"/>
+                <w:sz w:val="20"/>
+              </w:rPr>
+              <w:t>только свои типизированные модели, MaxDepth = 16 (JsonXmlService.cs:30-55)</w:t>
+            </w:r>
+          </w:p>
+        </w:tc>
+      </w:tr>
+      <w:tr>
+        <w:tc>
+          <w:tcPr>
+            <w:tcW w:type="dxa" w:w="2339"/>
+          </w:tcPr>
+          <w:p>
+            <w:pPr>
+              <w:jc w:val="left"/>
+            </w:pPr>
+            <w:r/>
+            <w:r>
+              <w:rPr>
+                <w:rFonts w:ascii="Times New Roman" w:hAnsi="Times New Roman" w:eastAsia="Times New Roman"/>
+                <w:b w:val="0"/>
+                <w:sz w:val="20"/>
+              </w:rPr>
+              <w:t>CWE-327</w:t>
+            </w:r>
+          </w:p>
+        </w:tc>
+        <w:tc>
+          <w:tcPr>
+            <w:tcW w:type="dxa" w:w="2339"/>
+          </w:tcPr>
+          <w:p>
+            <w:pPr>
+              <w:jc w:val="left"/>
+            </w:pPr>
+            <w:r/>
+            <w:r>
+              <w:rPr>
+                <w:rFonts w:ascii="Times New Roman" w:hAnsi="Times New Roman" w:eastAsia="Times New Roman"/>
+                <w:b w:val="0"/>
+                <w:sz w:val="20"/>
+              </w:rPr>
+              <w:t>MD5 для пароля</w:t>
+            </w:r>
+          </w:p>
+        </w:tc>
+        <w:tc>
+          <w:tcPr>
+            <w:tcW w:type="dxa" w:w="2339"/>
+          </w:tcPr>
+          <w:p>
+            <w:pPr>
+              <w:jc w:val="left"/>
+            </w:pPr>
+            <w:r/>
+            <w:r>
+              <w:rPr>
+                <w:rFonts w:ascii="Times New Roman" w:hAnsi="Times New Roman" w:eastAsia="Times New Roman"/>
+                <w:b w:val="0"/>
+                <w:sz w:val="20"/>
+              </w:rPr>
+              <w:t>не нашёл</w:t>
+            </w:r>
+          </w:p>
+        </w:tc>
+        <w:tc>
+          <w:tcPr>
+            <w:tcW w:type="dxa" w:w="2339"/>
+          </w:tcPr>
+          <w:p>
+            <w:pPr>
+              <w:jc w:val="left"/>
+            </w:pPr>
+            <w:r/>
+            <w:r>
+              <w:rPr>
+                <w:rFonts w:ascii="Times New Roman" w:hAnsi="Times New Roman" w:eastAsia="Times New Roman"/>
+                <w:b w:val="0"/>
+                <w:sz w:val="20"/>
+              </w:rPr>
+              <w:t>PBKDF2-SHA256, 100 000 итераций, своя соль (AuthService.cs:17,106)</w:t>
+            </w:r>
+          </w:p>
+        </w:tc>
+      </w:tr>
+      <w:tr>
+        <w:tc>
+          <w:tcPr>
+            <w:tcW w:type="dxa" w:w="2339"/>
+          </w:tcPr>
+          <w:p>
+            <w:pPr>
+              <w:jc w:val="left"/>
+            </w:pPr>
+            <w:r/>
+            <w:r>
+              <w:rPr>
+                <w:rFonts w:ascii="Times New Roman" w:hAnsi="Times New Roman" w:eastAsia="Times New Roman"/>
+                <w:b w:val="0"/>
+                <w:sz w:val="20"/>
+              </w:rPr>
+              <w:t>CWE-78</w:t>
+            </w:r>
+          </w:p>
+        </w:tc>
+        <w:tc>
+          <w:tcPr>
+            <w:tcW w:type="dxa" w:w="2339"/>
+          </w:tcPr>
+          <w:p>
+            <w:pPr>
+              <w:jc w:val="left"/>
+            </w:pPr>
+            <w:r/>
+            <w:r>
+              <w:rPr>
+                <w:rFonts w:ascii="Times New Roman" w:hAnsi="Times New Roman" w:eastAsia="Times New Roman"/>
+                <w:b w:val="0"/>
+                <w:sz w:val="20"/>
+              </w:rPr>
+              <w:t>cmd.exe /c с аргументом пользователя</w:t>
+            </w:r>
+          </w:p>
+        </w:tc>
+        <w:tc>
+          <w:tcPr>
+            <w:tcW w:type="dxa" w:w="2339"/>
+          </w:tcPr>
+          <w:p>
+            <w:pPr>
+              <w:jc w:val="left"/>
+            </w:pPr>
+            <w:r/>
+            <w:r>
+              <w:rPr>
+                <w:rFonts w:ascii="Times New Roman" w:hAnsi="Times New Roman" w:eastAsia="Times New Roman"/>
+                <w:b w:val="0"/>
+                <w:sz w:val="20"/>
+              </w:rPr>
+              <w:t>не нашёл</w:t>
+            </w:r>
+          </w:p>
+        </w:tc>
+        <w:tc>
+          <w:tcPr>
+            <w:tcW w:type="dxa" w:w="2339"/>
+          </w:tcPr>
+          <w:p>
+            <w:pPr>
+              <w:jc w:val="left"/>
+            </w:pPr>
+            <w:r/>
+            <w:r>
+              <w:rPr>
+                <w:rFonts w:ascii="Times New Roman" w:hAnsi="Times New Roman" w:eastAsia="Times New Roman"/>
+                <w:b w:val="0"/>
+                <w:sz w:val="20"/>
+              </w:rPr>
+              <w:t>оболочка не вызывается, ZIP через System.IO.Compression</w:t>
+            </w:r>
+          </w:p>
+        </w:tc>
+      </w:tr>
+      <w:tr>
+        <w:tc>
+          <w:tcPr>
+            <w:tcW w:type="dxa" w:w="2339"/>
+          </w:tcPr>
+          <w:p>
+            <w:pPr>
+              <w:jc w:val="left"/>
+            </w:pPr>
+            <w:r/>
+            <w:r>
+              <w:rPr>
+                <w:rFonts w:ascii="Times New Roman" w:hAnsi="Times New Roman" w:eastAsia="Times New Roman"/>
+                <w:b w:val="0"/>
+                <w:sz w:val="20"/>
+              </w:rPr>
+              <w:t>CWE-798</w:t>
+            </w:r>
+          </w:p>
+        </w:tc>
+        <w:tc>
+          <w:tcPr>
+            <w:tcW w:type="dxa" w:w="2339"/>
+          </w:tcPr>
+          <w:p>
+            <w:pPr>
+              <w:jc w:val="left"/>
+            </w:pPr>
+            <w:r/>
+            <w:r>
+              <w:rPr>
+                <w:rFonts w:ascii="Times New Roman" w:hAnsi="Times New Roman" w:eastAsia="Times New Roman"/>
+                <w:b w:val="0"/>
+                <w:sz w:val="20"/>
+              </w:rPr>
+              <w:t>пароль константой в исходнике</w:t>
+            </w:r>
+          </w:p>
+        </w:tc>
+        <w:tc>
+          <w:tcPr>
+            <w:tcW w:type="dxa" w:w="2339"/>
+          </w:tcPr>
+          <w:p>
+            <w:pPr>
+              <w:jc w:val="left"/>
+            </w:pPr>
+            <w:r/>
+            <w:r>
+              <w:rPr>
+                <w:rFonts w:ascii="Times New Roman" w:hAnsi="Times New Roman" w:eastAsia="Times New Roman"/>
+                <w:b w:val="0"/>
+                <w:sz w:val="20"/>
+              </w:rPr>
+              <w:t>не нашёл</w:t>
+            </w:r>
+          </w:p>
+        </w:tc>
+        <w:tc>
+          <w:tcPr>
+            <w:tcW w:type="dxa" w:w="2339"/>
+          </w:tcPr>
+          <w:p>
+            <w:pPr>
+              <w:jc w:val="left"/>
+            </w:pPr>
+            <w:r/>
+            <w:r>
+              <w:rPr>
+                <w:rFonts w:ascii="Times New Roman" w:hAnsi="Times New Roman" w:eastAsia="Times New Roman"/>
+                <w:b w:val="0"/>
+                <w:sz w:val="20"/>
+              </w:rPr>
+              <w:t>секретов в коде нет, в CI - masked variables</w:t>
+            </w:r>
+          </w:p>
+        </w:tc>
+      </w:tr>
+      <w:tr>
+        <w:tc>
+          <w:tcPr>
+            <w:tcW w:type="dxa" w:w="2339"/>
+          </w:tcPr>
+          <w:p>
+            <w:pPr>
+              <w:jc w:val="left"/>
+            </w:pPr>
+            <w:r/>
+            <w:r>
+              <w:rPr>
+                <w:rFonts w:ascii="Times New Roman" w:hAnsi="Times New Roman" w:eastAsia="Times New Roman"/>
+                <w:b w:val="0"/>
+                <w:sz w:val="20"/>
+              </w:rPr>
+              <w:t>CWE-330</w:t>
+            </w:r>
+          </w:p>
+        </w:tc>
+        <w:tc>
+          <w:tcPr>
+            <w:tcW w:type="dxa" w:w="2339"/>
+          </w:tcPr>
+          <w:p>
+            <w:pPr>
+              <w:jc w:val="left"/>
+            </w:pPr>
+            <w:r/>
+            <w:r>
+              <w:rPr>
+                <w:rFonts w:ascii="Times New Roman" w:hAnsi="Times New Roman" w:eastAsia="Times New Roman"/>
+                <w:b w:val="0"/>
+                <w:sz w:val="20"/>
+              </w:rPr>
+              <w:t>new Random() для токена</w:t>
+            </w:r>
+          </w:p>
+        </w:tc>
+        <w:tc>
+          <w:tcPr>
+            <w:tcW w:type="dxa" w:w="2339"/>
+          </w:tcPr>
+          <w:p>
+            <w:pPr>
+              <w:jc w:val="left"/>
+            </w:pPr>
+            <w:r/>
+            <w:r>
+              <w:rPr>
+                <w:rFonts w:ascii="Times New Roman" w:hAnsi="Times New Roman" w:eastAsia="Times New Roman"/>
+                <w:b w:val="0"/>
+                <w:sz w:val="20"/>
+              </w:rPr>
+              <w:t>не нашёл</w:t>
+            </w:r>
+          </w:p>
+        </w:tc>
+        <w:tc>
+          <w:tcPr>
+            <w:tcW w:type="dxa" w:w="2339"/>
+          </w:tcPr>
+          <w:p>
+            <w:pPr>
+              <w:jc w:val="left"/>
+            </w:pPr>
+            <w:r/>
+            <w:r>
+              <w:rPr>
+                <w:rFonts w:ascii="Times New Roman" w:hAnsi="Times New Roman" w:eastAsia="Times New Roman"/>
+                <w:b w:val="0"/>
+                <w:sz w:val="20"/>
+              </w:rPr>
+              <w:t>RandomNumberGenerator.GetBytes (AuthService.cs:54)</w:t>
+            </w:r>
+          </w:p>
+        </w:tc>
+      </w:tr>
+    </w:tbl>
+    <w:p>
+      <w:pPr>
+        <w:spacing w:after="40"/>
+      </w:pPr>
+    </w:p>
+    <w:p>
+      <w:pPr>
+        <w:spacing w:after="80"/>
+        <w:ind w:firstLine="709"/>
+        <w:jc w:val="both"/>
+      </w:pPr>
+      <w:r>
+        <w:rPr>
+          <w:rFonts w:ascii="Times New Roman" w:hAnsi="Times New Roman" w:eastAsia="Times New Roman"/>
+          <w:b w:val="0"/>
+          <w:sz w:val="24"/>
+        </w:rPr>
+        <w:t>Вторая часть ручного обзора - то, что сканер не ищет в принципе: лимиты ZIP от «zip of death» (5 000 записей, 200 МБ на файл, 500 МБ всего и проверка соотношения Length / CompressedLength), запрет записи вне целевой папки, сверка owner_id перед операцией с чужим файлом, сравнение хэша через FixedTimeEquals и прерывание XML на DTD (DtdProcessing.Prohibit, XmlResolver = null). Всё это закрыто кодом и подтверждено самопроверкой, кроме тайминг-атаки на сравнение хэша - её я не измерял, только закрыл.</w:t>
+      </w:r>
+    </w:p>
+    <w:p>
+      <w:pPr>
+        <w:spacing w:after="80"/>
+        <w:ind w:firstLine="709"/>
+        <w:jc w:val="both"/>
+      </w:pPr>
+      <w:r>
+        <w:rPr>
+          <w:rFonts w:ascii="Times New Roman" w:hAnsi="Times New Roman" w:eastAsia="Times New Roman"/>
+          <w:b w:val="0"/>
+          <w:sz w:val="24"/>
+        </w:rPr>
+        <w:t>Для GitLab Security Reporting у Semgrep есть режим --sarif, но в этом проекте он выдаёт 2 МБ описаний правил при нуле находок, поэтому в артефактах оставлен JSON: он переносит то же самое компактно и читается глазами.</w:t>
+      </w:r>
+    </w:p>
+    <w:p>
+      <w:pPr>
+        <w:keepNext/>
         <w:spacing w:before="280" w:after="80"/>
       </w:pPr>
       <w:r>
